--- a/02_daten/01_text/02_projektstatus.docx
+++ b/02_daten/01_text/02_projektstatus.docx
@@ -7,7 +7,7 @@
         <w:pStyle w:val="Heading1"/>
       </w:pPr>
       <w:r>
-        <w:t>Projektstatus: Vorbereitung der M35-Demo</w:t>
+        <w:t>Projektstatus: Projekt Kompass</w:t>
       </w:r>
     </w:p>
     <w:p>
@@ -20,17 +20,17 @@
     </w:p>
     <w:p>
       <w:r>
-        <w:t>Stand der Demo-Vorbereitung zum 2026-03-22.</w:t>
+        <w:t>Stand: 20.05.2026.</w:t>
       </w:r>
     </w:p>
     <w:p>
       <w:r>
-        <w:t>Die fachliche Struktur des Meeting-Briefing-Skills ist stabil: Skill-Dateien, Referenzregeln und das Extraktionsskript liegen vor.</w:t>
+        <w:t>Projekt Kompass führt einen internen KI-gestützten Recherche- und Wissensassistenten für die Fachabteilungen der Nordlicht Software GmbH ein. Der Prototyp läuft mit einem kuratierten Testkorpus.</w:t>
       </w:r>
     </w:p>
     <w:p>
       <w:r>
-        <w:t>Offen ist aktuell vor allem die Qualitaet und Realitaetsnaehe der Eingabedokumente sowie die Frage, wie viel Automatisierung im Notebook gezeigt werden soll.</w:t>
+        <w:t>Vier von fünf Aufgaben im Follow-up-Tracker (Stand 19.05.2026) sind erledigt. Offen ist die Rechte- und Rollensteuerung.</w:t>
       </w:r>
     </w:p>
     <w:p>
@@ -38,27 +38,32 @@
         <w:pStyle w:val="Heading2"/>
       </w:pPr>
       <w:r>
-        <w:t>Fortschritt nach Themen</w:t>
+        <w:t>Fortschritt nach Aufgaben</w:t>
       </w:r>
     </w:p>
     <w:p>
       <w:r>
-        <w:t>Skill-Definition: abgeschlossen. Die Hard Rules, das Ausgabeformat und der Gate-Writer-Ablauf sind dokumentiert.</w:t>
+        <w:t>Jonas Reiter liefert den Tool-Vergleich bis 17.03.2026 (erledigt).</w:t>
       </w:r>
     </w:p>
     <w:p>
       <w:r>
-        <w:t>DeepAgents-Integration: funktionsfaehig als Beispielaufbau, aber noch nicht auf echte Dokumentdateien umgestellt.</w:t>
+        <w:t>Jonas Reiter übernimmt den Belastungstest bis 14.04.2026 (erledigt).</w:t>
       </w:r>
     </w:p>
     <w:p>
       <w:r>
-        <w:t>Demo-Daten: erste synthetische Unterlagen liegen vor, muessen aber inhaltlich realistischer werden.</w:t>
+        <w:t>Dr. Thomas Brandt liefert die Datenschutzfreigabe bis 28.04.2026 (erledigt).</w:t>
       </w:r>
     </w:p>
     <w:p>
       <w:r>
-        <w:t>Tracing: vorgesehen, aber nur dann didaktisch hilfreich, wenn die Runs knapp genug bleiben.</w:t>
+        <w:t>Elif Kaya übernimmt die Sammlung der Anforderungen aus dem Fachbereich Vertrieb bis 05.05.2026 (erledigt).</w:t>
+      </w:r>
+    </w:p>
+    <w:p>
+      <w:r>
+        <w:t>Mara Vogt klärt die Entscheidung zur Rechte- und Rollensteuerung (vertagt, offen).</w:t>
       </w:r>
     </w:p>
     <w:p>
@@ -66,78 +71,22 @@
         <w:pStyle w:val="Heading2"/>
       </w:pPr>
       <w:r>
-        <w:t>Blocker und Engpaesse</w:t>
+        <w:t>Entscheidungen</w:t>
       </w:r>
     </w:p>
     <w:p>
       <w:r>
-        <w:t>Der groesste Blocker ist aktuell, dass das Tool-Calling fuer extract_actions im Notebook noch nicht explizit demonstriert wird.</w:t>
+        <w:t>D1, beschlossen am 17.03.2026: ChromaDB für den Prototyp evaluieren. Status: überholt, ersetzt durch D2.</w:t>
       </w:r>
     </w:p>
     <w:p>
       <w:r>
-        <w:t>Aus Engineering-Sicht ist ausserdem unklar, wie stark sich mehrere .docx-Dateien auf die Laenge des Kontextes auswirken.</w:t>
+        <w:t>D2, beschlossen am 14.04.2026: Verwaltete Cloud-Vektordatenbank für den produktiven Einsatz; ChromaDB verworfen. Status: aktiv.</w:t>
       </w:r>
     </w:p>
     <w:p>
       <w:r>
-        <w:t>Aus QA-Sicht fehlt noch ein sauberer Test fuer no_context und ein Fall mit widerspruechlichen Informationen.</w:t>
-      </w:r>
-    </w:p>
-    <w:p>
-      <w:pPr>
-        <w:pStyle w:val="Heading2"/>
-      </w:pPr>
-      <w:r>
-        <w:t>Abhaengigkeiten</w:t>
-      </w:r>
-    </w:p>
-    <w:p>
-      <w:r>
-        <w:t>Die Demo haengt davon ab, dass die Kontextdokumente konsistent formuliert sind.</w:t>
-      </w:r>
-    </w:p>
-    <w:p>
-      <w:r>
-        <w:t>Die Teilnehmerliste muss vor dem eigentlichen Review stabil sein, sonst verlieren Agenda und Verantwortlichkeiten an Glaubwuerdigkeit.</w:t>
-      </w:r>
-    </w:p>
-    <w:p>
-      <w:r>
-        <w:t>Fuer die finale didaktische Einordnung braucht das Training eine klare Positionierung: Skill-Anwendung statt allgemeiner Agenten-Demo.</w:t>
-      </w:r>
-    </w:p>
-    <w:p>
-      <w:pPr>
-        <w:pStyle w:val="Heading2"/>
-      </w:pPr>
-      <w:r>
-        <w:t>Status einzelner Verantwortlichkeiten</w:t>
-      </w:r>
-    </w:p>
-    <w:p>
-      <w:r>
-        <w:t>Lea Hoffmann uebernimmt die Demo-Story fuer das interne Review bis 2026-03-25. Sie sammelt die Kernaussagen, die in der Session vermittelt werden muessen.</w:t>
-      </w:r>
-    </w:p>
-    <w:p>
-      <w:r>
-        <w:t>Murat Yilmaz prueft die DeepAgents-Laufzeit und dokumentiert Engpaesse bis Freitag. Er soll insbesondere einschaetzen, wie stark mehrere Dokumente und Sub-Agent-Delegation die Latenz beeinflussen.</w:t>
-      </w:r>
-    </w:p>
-    <w:p>
-      <w:r>
-        <w:t>Jonas Weber erstellt einen Testfall fuer den no_context-Fall bis naechste Woche. Zusaetzlich soll er ein kurzes Akzeptanzkriterium fuer die Darstellung fehlender Informationen formulieren.</w:t>
-      </w:r>
-    </w:p>
-    <w:p>
-      <w:r>
-        <w:t>Klara Stein koordiniert ein Beispiel fuer widerspruechliche Agenda-Punkte bis 2026-03-26, damit conflict-Faelle spaeter ebenfalls trainiert werden koennen.</w:t>
-      </w:r>
-    </w:p>
-    <w:p>
-      <w:r>
-        <w:t>Sophie Keller erstellt einen didaktischen Begleittext fuer die Review-Runde bis 2026-03-26.</w:t>
+        <w:t>D3, beschlossen am 28.04.2026: Risiko R2 (Datenschutzfreigabe) als mitigiert eingestuft. Status: aktiv.</w:t>
       </w:r>
     </w:p>
     <w:p>
@@ -150,17 +99,12 @@
     </w:p>
     <w:p>
       <w:r>
-        <w:t>Wenn die Agenda mehr als 30 Minuten benoetigt, wirkt die Demo unrealistisch.</w:t>
+        <w:t>R2 (Datenschutzfreigabe): mitigiert seit 28.04.2026. Die Freigabe von Dr. Thomas Brandt gilt für den kuratierten Testkorpus; für produktive Daten ist eine separate Prüfung erforderlich.</w:t>
       </w:r>
     </w:p>
     <w:p>
       <w:r>
-        <w:t>Wenn die Unterlagen zwar konsistent, aber zu glatt formuliert sind, leidet die Glaubwuerdigkeit der Simulation.</w:t>
-      </w:r>
-    </w:p>
-    <w:p>
-      <w:r>
-        <w:t>Wenn offene Fragen bereits in den Quelldokumenten beantwortet wirken, sinkt der Nutzen des Briefings.</w:t>
+        <w:t>R1 (Technische Integration), R3 (Akzeptanz im Fachbereich) und R4 (Budgetrahmen): laut Risikoliste vom 17.03.2026 offen. Ein späterer Status ist in den vorliegenden Protokollen nicht belegt.</w:t>
       </w:r>
     </w:p>
     <w:p>
@@ -168,22 +112,43 @@
         <w:pStyle w:val="Heading2"/>
       </w:pPr>
       <w:r>
-        <w:t>Empfehlung fuer das Meeting</w:t>
+        <w:t>Blocker und Engpässe</w:t>
       </w:r>
     </w:p>
     <w:p>
       <w:r>
-        <w:t>Die Review-Runde sollte zuerst Scope und Zielbild bestaetigen.</w:t>
+        <w:t>Die Rechte- und Rollensteuerung ist nicht entschieden. Weder ein Rollenmodell noch eine technische Freigabe für produktive Zugriffssteuerung wurde beschlossen.</w:t>
+      </w:r>
+    </w:p>
+    <w:p>
+      <w:pPr>
+        <w:pStyle w:val="Heading2"/>
+      </w:pPr>
+      <w:r>
+        <w:t>Abhängigkeiten</w:t>
       </w:r>
     </w:p>
     <w:p>
       <w:r>
-        <w:t>Danach sollten nur die kritischsten offenen Fragen behandelt werden: Latenz, Moderation, Wiederverwendung fuer Nachbereitung.</w:t>
+        <w:t>Die Entscheidung zur Rechte- und Rollensteuerung hängt von den technischen Optionen von Jonas Reiter und den Mindestanforderungen von Dr. Thomas Brandt ab.</w:t>
+      </w:r>
+    </w:p>
+    <w:p>
+      <w:pPr>
+        <w:pStyle w:val="Heading2"/>
+      </w:pPr>
+      <w:r>
+        <w:t>Empfehlung für das Meeting</w:t>
       </w:r>
     </w:p>
     <w:p>
       <w:r>
-        <w:t>Alles andere kann in einen kleineren Nachlauf oder Backlog verschoben werden.</w:t>
+        <w:t>Empfohlene Reihenfolge: zuerst der vertagte Punkt zur Rechte- und Rollensteuerung, danach der Abgleich der offenen Aufgaben im Follow-up-Tracker.</w:t>
+      </w:r>
+    </w:p>
+    <w:p>
+      <w:r>
+        <w:t>Das Briefing stellt die Rechte- und Rollensteuerung nicht als beschlossen dar.</w:t>
       </w:r>
     </w:p>
     <w:sectPr>
